--- a/skills/professional-researcher/examples/sample_arabic_research.docx
+++ b/skills/professional-researcher/examples/sample_arabic_research.docx
@@ -4,17 +4,17 @@
   <w:body>
     <w:p>
       <w:pPr>
-        <w:spacing w:before="200" w:after="160"/>
+        <w:spacing w:before="120" w:after="160"/>
         <w:bidi/>
         <w:jc w:val="right"/>
       </w:pPr>
       <w:r>
         <w:rPr>
           <w:b/>
-          <w:color w:val="2563EB"/>
+          <w:color w:val="7B7F8A"/>
           <w:sz w:val="19"/>
           <w:rtl/>
-          <w:rFonts w:cs="Arial"/>
+          <w:rFonts w:cs="Cairo"/>
         </w:rPr>
         <w:t>تقرير بحثي أمني وتقني استراتيجي</w:t>
       </w:r>
@@ -31,7 +31,7 @@
           <w:color w:val="0F172A"/>
           <w:sz w:val="52"/>
           <w:rtl/>
-          <w:rFonts w:cs="Arial"/>
+          <w:rFonts w:cs="Cairo"/>
         </w:rPr>
         <w:t>التقرير الاستراتيجي الشامل لتقنيات الدفع الإلكتروني عبر الهاتف المحمول (SoftPOS)</w:t>
       </w:r>
@@ -44,10 +44,10 @@
       </w:pPr>
       <w:r>
         <w:rPr>
-          <w:color w:val="334155"/>
+          <w:color w:val="353B4C"/>
           <w:sz w:val="26"/>
           <w:rtl/>
-          <w:rFonts w:cs="Arial"/>
+          <w:rFonts w:cs="Cairo"/>
         </w:rPr>
         <w:t>دراسة الجدوى الفنية، المعايير الأمنية PCI MPoC، ونموذج أعمال ميسري الدفع (PayFac)</w:t>
       </w:r>
@@ -92,7 +92,7 @@
                 <w:color w:val="0F172A"/>
                 <w:sz w:val="19"/>
                 <w:rtl/>
-                <w:rFonts w:cs="Arial"/>
+                <w:rFonts w:cs="Cairo"/>
               </w:rPr>
               <w:t>كبير مهندسي أمن نظم المدفوعات</w:t>
             </w:r>
@@ -114,7 +114,7 @@
                 <w:color w:val="64748B"/>
                 <w:sz w:val="17"/>
                 <w:rtl/>
-                <w:rFonts w:cs="Arial"/>
+                <w:rFonts w:cs="Cairo"/>
               </w:rPr>
               <w:t>إعداد الباحث</w:t>
             </w:r>
@@ -137,7 +137,7 @@
                 <w:color w:val="0F172A"/>
                 <w:sz w:val="19"/>
                 <w:rtl/>
-                <w:rFonts w:cs="Arial"/>
+                <w:rFonts w:cs="Cairo"/>
               </w:rPr>
               <w:t>مركز تكنو كيز للأبحاث المتقدمة</w:t>
             </w:r>
@@ -159,7 +159,7 @@
                 <w:color w:val="64748B"/>
                 <w:sz w:val="17"/>
                 <w:rtl/>
-                <w:rFonts w:cs="Arial"/>
+                <w:rFonts w:cs="Cairo"/>
               </w:rPr>
               <w:t>الجهة أو المنظمة</w:t>
             </w:r>
@@ -182,7 +182,7 @@
                 <w:color w:val="0F172A"/>
                 <w:sz w:val="19"/>
                 <w:rtl/>
-                <w:rFonts w:cs="Arial"/>
+                <w:rFonts w:cs="Cairo"/>
               </w:rPr>
               <w:t>سبتمبر 2026</w:t>
             </w:r>
@@ -204,7 +204,7 @@
                 <w:color w:val="64748B"/>
                 <w:sz w:val="17"/>
                 <w:rtl/>
-                <w:rFonts w:cs="Arial"/>
+                <w:rFonts w:cs="Cairo"/>
               </w:rPr>
               <w:t>تاريخ التقرير</w:t>
             </w:r>
@@ -227,7 +227,7 @@
                 <w:color w:val="0F172A"/>
                 <w:sz w:val="19"/>
                 <w:rtl/>
-                <w:rFonts w:cs="Arial"/>
+                <w:rFonts w:cs="Cairo"/>
               </w:rPr>
               <w:t>سري للغاية / مراجعة تنفيذية</w:t>
             </w:r>
@@ -249,7 +249,7 @@
                 <w:color w:val="64748B"/>
                 <w:sz w:val="17"/>
                 <w:rtl/>
-                <w:rFonts w:cs="Arial"/>
+                <w:rFonts w:cs="Cairo"/>
               </w:rPr>
               <w:t>مستوى السرية</w:t>
             </w:r>
@@ -271,7 +271,7 @@
       <w:r>
         <w:rPr>
           <w:rtl/>
-          <w:rFonts w:cs="Arial"/>
+          <w:rFonts w:cs="Cairo"/>
         </w:rPr>
         <w:t>المحتويات</w:t>
       </w:r>
@@ -282,7 +282,7 @@
       </w:pPr>
       <w:r>
         <w:rPr>
-          <w:color w:val="2563EB"/>
+          <w:color w:val="7B7F8A"/>
           <w:sz w:val="16"/>
         </w:rPr>
         <w:t>――――――――――――――――――――――――――――――――――――――――――――――――――</w:t>
@@ -301,7 +301,7 @@
           <w:color w:val="0F172A"/>
           <w:sz w:val="21"/>
           <w:rtl/>
-          <w:rFonts w:cs="Arial"/>
+          <w:rFonts w:cs="Cairo"/>
         </w:rPr>
         <w:t>الملخص التنفيذي</w:t>
       </w:r>
@@ -315,10 +315,10 @@
       </w:pPr>
       <w:r>
         <w:rPr>
-          <w:color w:val="2563EB"/>
+          <w:color w:val="7B7F8A"/>
           <w:sz w:val="20"/>
           <w:rtl/>
-          <w:rFonts w:cs="Arial"/>
+          <w:rFonts w:cs="Cairo"/>
         </w:rPr>
         <w:t>1. المقارنة المعمارية والاقتصادية</w:t>
       </w:r>
@@ -332,10 +332,10 @@
       </w:pPr>
       <w:r>
         <w:rPr>
-          <w:color w:val="2563EB"/>
+          <w:color w:val="7B7F8A"/>
           <w:sz w:val="20"/>
           <w:rtl/>
-          <w:rFonts w:cs="Arial"/>
+          <w:rFonts w:cs="Cairo"/>
         </w:rPr>
         <w:t>2. إجراءات الأمان وتكامل النواة البرمجية</w:t>
       </w:r>
@@ -349,10 +349,10 @@
       </w:pPr>
       <w:r>
         <w:rPr>
-          <w:color w:val="2563EB"/>
+          <w:color w:val="7B7F8A"/>
           <w:sz w:val="20"/>
           <w:rtl/>
-          <w:rFonts w:cs="Arial"/>
+          <w:rFonts w:cs="Cairo"/>
         </w:rPr>
         <w:t>3. التوصيات الاستراتيجية وخطة العمل</w:t>
       </w:r>
@@ -371,7 +371,7 @@
       <w:r>
         <w:rPr>
           <w:rtl/>
-          <w:rFonts w:cs="Arial"/>
+          <w:rFonts w:cs="Cairo"/>
         </w:rPr>
         <w:t>الملخص التنفيذي</w:t>
       </w:r>
@@ -383,50 +383,50 @@
       </w:pPr>
       <w:r>
         <w:rPr>
-          <w:rFonts w:ascii="Arial" w:hAnsi="Arial"/>
-          <w:color w:val="1E293B"/>
+          <w:rFonts w:ascii="Cairo" w:hAnsi="Cairo"/>
+          <w:color w:val="0F172A"/>
           <w:sz w:val="21"/>
           <w:rtl/>
-          <w:rFonts w:cs="Arial"/>
+          <w:rFonts w:cs="Cairo"/>
         </w:rPr>
         <w:t xml:space="preserve">يشهد قطاع قبول المدفوعات الرقمية تحولاً جذرياً وشاملاً من الأجهزة الطرفية التقليدية باهظة التكلفة والمغلقة نحو </w:t>
       </w:r>
       <w:r>
         <w:rPr>
-          <w:rFonts w:ascii="Arial" w:hAnsi="Arial"/>
+          <w:rFonts w:ascii="Cairo" w:hAnsi="Cairo"/>
           <w:b/>
-          <w:color w:val="1E293B"/>
+          <w:color w:val="0F172A"/>
           <w:sz w:val="21"/>
           <w:rtl/>
-          <w:rFonts w:cs="Arial"/>
+          <w:rFonts w:cs="Cairo"/>
         </w:rPr>
         <w:t>الأجهزة التجارية المتاحة بالأسواق (COTS)</w:t>
       </w:r>
       <w:r>
         <w:rPr>
-          <w:rFonts w:ascii="Arial" w:hAnsi="Arial"/>
-          <w:color w:val="1E293B"/>
+          <w:rFonts w:ascii="Cairo" w:hAnsi="Cairo"/>
+          <w:color w:val="0F172A"/>
           <w:sz w:val="21"/>
           <w:rtl/>
-          <w:rFonts w:cs="Arial"/>
+          <w:rFonts w:cs="Cairo"/>
         </w:rPr>
         <w:t xml:space="preserve"> وتقنيات </w:t>
       </w:r>
       <w:r>
         <w:rPr>
-          <w:rFonts w:ascii="Arial" w:hAnsi="Arial"/>
+          <w:rFonts w:ascii="Cairo" w:hAnsi="Cairo"/>
           <w:b/>
-          <w:color w:val="1E293B"/>
+          <w:color w:val="0F172A"/>
           <w:sz w:val="21"/>
           <w:rtl/>
-          <w:rFonts w:cs="Arial"/>
+          <w:rFonts w:cs="Cairo"/>
         </w:rPr>
         <w:t>الدفع عبر التمرير على الهاتف (Tap-to-Phone / SoftPOS)</w:t>
       </w:r>
       <w:r>
         <w:rPr>
-          <w:rFonts w:ascii="Arial" w:hAnsi="Arial"/>
-          <w:color w:val="1E293B"/>
+          <w:rFonts w:ascii="Cairo" w:hAnsi="Cairo"/>
+          <w:color w:val="0F172A"/>
           <w:sz w:val="21"/>
         </w:rPr>
         <w:t>.</w:t>
@@ -471,7 +471,7 @@
                 <w:color w:val="B91C1C"/>
                 <w:sz w:val="19"/>
                 <w:rtl/>
-                <w:rFonts w:cs="Arial"/>
+                <w:rFonts w:cs="Cairo"/>
               </w:rPr>
               <w:t>CRITICAL NOTICE</w:t>
               <w:br/>
@@ -481,7 +481,7 @@
                 <w:color w:val="1E293B"/>
                 <w:sz w:val="19"/>
                 <w:rtl/>
-                <w:rFonts w:cs="Arial"/>
+                <w:rFonts w:cs="Cairo"/>
               </w:rPr>
               <w:t>المحدد الرقابي الصارم: يفرض معيار PCI MPoC ضرورة التحقق الحيوي من سلامة بيئة التشغيل عبر واجهات Google Play Integrity API مع تشفير كتل أرقام التعريف الشخصية (PIN Blocks) وفق معيار ISO 9564-1 Format 4.</w:t>
             </w:r>
@@ -503,7 +503,7 @@
       <w:r>
         <w:rPr>
           <w:rtl/>
-          <w:rFonts w:cs="Arial"/>
+          <w:rFonts w:cs="Cairo"/>
         </w:rPr>
         <w:t>1. المقارنة المعمارية والاقتصادية</w:t>
       </w:r>
@@ -515,11 +515,11 @@
       </w:pPr>
       <w:r>
         <w:rPr>
-          <w:rFonts w:ascii="Arial" w:hAnsi="Arial"/>
-          <w:color w:val="1E293B"/>
+          <w:rFonts w:ascii="Cairo" w:hAnsi="Cairo"/>
+          <w:color w:val="0F172A"/>
           <w:sz w:val="21"/>
           <w:rtl/>
-          <w:rFonts w:cs="Arial"/>
+          <w:rFonts w:cs="Cairo"/>
         </w:rPr>
         <w:t>يوضح الجدول التالي الفروق التشغيلية والمالية بين خيارات نشر نقاط البيع المختلفة:</w:t>
       </w:r>
@@ -562,7 +562,7 @@
                 <w:color w:val="FFFFFF"/>
                 <w:sz w:val="18"/>
                 <w:rtl/>
-                <w:rFonts w:cs="Arial"/>
+                <w:rFonts w:cs="Cairo"/>
               </w:rPr>
               <w:t>معيار التقييم</w:t>
             </w:r>
@@ -590,7 +590,7 @@
                 <w:color w:val="FFFFFF"/>
                 <w:sz w:val="18"/>
                 <w:rtl/>
-                <w:rFonts w:cs="Arial"/>
+                <w:rFonts w:cs="Cairo"/>
               </w:rPr>
               <w:t>نقاط البيع التقليدية المخصصة</w:t>
             </w:r>
@@ -618,7 +618,7 @@
                 <w:color w:val="FFFFFF"/>
                 <w:sz w:val="18"/>
                 <w:rtl/>
-                <w:rFonts w:cs="Arial"/>
+                <w:rFonts w:cs="Cairo"/>
               </w:rPr>
               <w:t>تقنية التمرير على الهاتف (SoftPOS)</w:t>
             </w:r>
@@ -646,7 +646,7 @@
                 <w:color w:val="FFFFFF"/>
                 <w:sz w:val="18"/>
                 <w:rtl/>
-                <w:rFonts w:cs="Arial"/>
+                <w:rFonts w:cs="Cairo"/>
               </w:rPr>
               <w:t>بوابات الدفع شبه المتكاملة</w:t>
             </w:r>
@@ -685,7 +685,7 @@
                 <w:color w:val="1E293B"/>
                 <w:sz w:val="17"/>
                 <w:rtl/>
-                <w:rFonts w:cs="Arial"/>
+                <w:rFonts w:cs="Cairo"/>
               </w:rPr>
               <w:t>تكلفة شراء الجهاز</w:t>
             </w:r>
@@ -719,7 +719,7 @@
                 <w:color w:val="1E293B"/>
                 <w:sz w:val="17"/>
                 <w:rtl/>
-                <w:rFonts w:cs="Arial"/>
+                <w:rFonts w:cs="Cairo"/>
               </w:rPr>
               <w:t>180$ - 450$ لكل طرفية</w:t>
             </w:r>
@@ -753,7 +753,7 @@
                 <w:color w:val="1E293B"/>
                 <w:sz w:val="17"/>
                 <w:rtl/>
-                <w:rFonts w:cs="Arial"/>
+                <w:rFonts w:cs="Cairo"/>
               </w:rPr>
               <w:t>صفر دولار (BYOD) أو 120$ لجهاز لوحي</w:t>
             </w:r>
@@ -787,7 +787,7 @@
                 <w:color w:val="1E293B"/>
                 <w:sz w:val="17"/>
                 <w:rtl/>
-                <w:rFonts w:cs="Arial"/>
+                <w:rFonts w:cs="Cairo"/>
               </w:rPr>
               <w:t>220$ - 350$ لجهاز البوابة</w:t>
             </w:r>
@@ -826,7 +826,7 @@
                 <w:color w:val="1E293B"/>
                 <w:sz w:val="17"/>
                 <w:rtl/>
-                <w:rFonts w:cs="Arial"/>
+                <w:rFonts w:cs="Cairo"/>
               </w:rPr>
               <w:t>متطلبات الشهادات</w:t>
             </w:r>
@@ -860,7 +860,7 @@
                 <w:color w:val="1E293B"/>
                 <w:sz w:val="17"/>
                 <w:rtl/>
-                <w:rFonts w:cs="Arial"/>
+                <w:rFonts w:cs="Cairo"/>
               </w:rPr>
               <w:t>PCI PTS v6.x كاملة</w:t>
             </w:r>
@@ -894,7 +894,7 @@
                 <w:color w:val="1E293B"/>
                 <w:sz w:val="17"/>
                 <w:rtl/>
-                <w:rFonts w:cs="Arial"/>
+                <w:rFonts w:cs="Cairo"/>
               </w:rPr>
               <w:t>معيار PCI MPoC ونواة EMV L2</w:t>
             </w:r>
@@ -928,7 +928,7 @@
                 <w:color w:val="1E293B"/>
                 <w:sz w:val="17"/>
                 <w:rtl/>
-                <w:rFonts w:cs="Arial"/>
+                <w:rFonts w:cs="Cairo"/>
               </w:rPr>
               <w:t>شهادة EMV L3 سحابية</w:t>
             </w:r>
@@ -967,7 +967,7 @@
                 <w:color w:val="1E293B"/>
                 <w:sz w:val="17"/>
                 <w:rtl/>
-                <w:rFonts w:cs="Arial"/>
+                <w:rFonts w:cs="Cairo"/>
               </w:rPr>
               <w:t>غرفة حقن المفاتيح الأمنية</w:t>
             </w:r>
@@ -1001,7 +1001,7 @@
                 <w:color w:val="1E293B"/>
                 <w:sz w:val="17"/>
                 <w:rtl/>
-                <w:rFonts w:cs="Arial"/>
+                <w:rFonts w:cs="Cairo"/>
               </w:rPr>
               <w:t>إلزامية وتتطلب اعتماد فيزيائي</w:t>
             </w:r>
@@ -1035,7 +1035,7 @@
                 <w:color w:val="1E293B"/>
                 <w:sz w:val="17"/>
                 <w:rtl/>
-                <w:rFonts w:cs="Arial"/>
+                <w:rFonts w:cs="Cairo"/>
               </w:rPr>
               <w:t>اعتماد تشفير White-Box سحابياً</w:t>
             </w:r>
@@ -1069,7 +1069,7 @@
                 <w:color w:val="1E293B"/>
                 <w:sz w:val="17"/>
                 <w:rtl/>
-                <w:rFonts w:cs="Arial"/>
+                <w:rFonts w:cs="Cairo"/>
               </w:rPr>
               <w:t>تتم مسبقاً في مصنع المورد</w:t>
             </w:r>
@@ -1108,7 +1108,7 @@
                 <w:color w:val="1E293B"/>
                 <w:sz w:val="17"/>
                 <w:rtl/>
-                <w:rFonts w:cs="Arial"/>
+                <w:rFonts w:cs="Cairo"/>
               </w:rPr>
               <w:t>تكلفة الصيانة والاستبدال</w:t>
             </w:r>
@@ -1142,7 +1142,7 @@
                 <w:color w:val="1E293B"/>
                 <w:sz w:val="17"/>
                 <w:rtl/>
-                <w:rFonts w:cs="Arial"/>
+                <w:rFonts w:cs="Cairo"/>
               </w:rPr>
               <w:t>مرتفعة (شحن وإصلاح فعلي)</w:t>
             </w:r>
@@ -1176,7 +1176,7 @@
                 <w:color w:val="1E293B"/>
                 <w:sz w:val="17"/>
                 <w:rtl/>
-                <w:rFonts w:cs="Arial"/>
+                <w:rFonts w:cs="Cairo"/>
               </w:rPr>
               <w:t>شبه منعدمة (تحديث فوري OTA)</w:t>
             </w:r>
@@ -1210,7 +1210,7 @@
                 <w:color w:val="1E293B"/>
                 <w:sz w:val="17"/>
                 <w:rtl/>
-                <w:rFonts w:cs="Arial"/>
+                <w:rFonts w:cs="Cairo"/>
               </w:rPr>
               <w:t>متوسطة</w:t>
             </w:r>
@@ -1249,7 +1249,7 @@
                 <w:color w:val="1E293B"/>
                 <w:sz w:val="17"/>
                 <w:rtl/>
-                <w:rFonts w:cs="Arial"/>
+                <w:rFonts w:cs="Cairo"/>
               </w:rPr>
               <w:t>زمن معالجة المعاملة</w:t>
             </w:r>
@@ -1283,7 +1283,7 @@
                 <w:color w:val="1E293B"/>
                 <w:sz w:val="17"/>
                 <w:rtl/>
-                <w:rFonts w:cs="Arial"/>
+                <w:rFonts w:cs="Cairo"/>
               </w:rPr>
               <w:t>1.2 ثانية إلى 1.8 ثانية</w:t>
             </w:r>
@@ -1317,7 +1317,7 @@
                 <w:color w:val="1E293B"/>
                 <w:sz w:val="17"/>
                 <w:rtl/>
-                <w:rFonts w:cs="Arial"/>
+                <w:rFonts w:cs="Cairo"/>
               </w:rPr>
               <w:t>1.4 ثانية إلى 2.1 ثانية</w:t>
             </w:r>
@@ -1351,7 +1351,7 @@
                 <w:color w:val="1E293B"/>
                 <w:sz w:val="17"/>
                 <w:rtl/>
-                <w:rFonts w:cs="Arial"/>
+                <w:rFonts w:cs="Cairo"/>
               </w:rPr>
               <w:t>0.8 ثانية إلى 1.2 ثانية</w:t>
             </w:r>
@@ -1403,7 +1403,7 @@
                 <w:color w:val="1D4ED8"/>
                 <w:sz w:val="19"/>
                 <w:rtl/>
-                <w:rFonts w:cs="Arial"/>
+                <w:rFonts w:cs="Cairo"/>
               </w:rPr>
               <w:t>NOTE</w:t>
               <w:br/>
@@ -1413,7 +1413,7 @@
                 <w:color w:val="1E293B"/>
                 <w:sz w:val="19"/>
                 <w:rtl/>
-                <w:rFonts w:cs="Arial"/>
+                <w:rFonts w:cs="Cairo"/>
               </w:rPr>
               <w:t>توفر تقنيات التشفير ذات الصندوق الأبيض (White-Box Cryptography) حماية كافية لبيانات البطاقة في الذاكرة المؤقتة حتى على بيئات أندرويد غير الموثوقة.</w:t>
             </w:r>
@@ -1435,7 +1435,7 @@
       <w:r>
         <w:rPr>
           <w:rtl/>
-          <w:rFonts w:cs="Arial"/>
+          <w:rFonts w:cs="Cairo"/>
         </w:rPr>
         <w:t>2. إجراءات الأمان وتكامل النواة البرمجية</w:t>
       </w:r>
@@ -1503,7 +1503,7 @@
       <w:r>
         <w:rPr>
           <w:rtl/>
-          <w:rFonts w:cs="Arial"/>
+          <w:rFonts w:cs="Cairo"/>
         </w:rPr>
         <w:t>3. التوصيات الاستراتيجية وخطة العمل</w:t>
       </w:r>
@@ -1518,22 +1518,22 @@
       </w:pPr>
       <w:r>
         <w:rPr>
-          <w:rFonts w:ascii="Arial" w:hAnsi="Arial"/>
+          <w:rFonts w:ascii="Cairo" w:hAnsi="Cairo"/>
           <w:b/>
-          <w:color w:val="1E293B"/>
+          <w:color w:val="0F172A"/>
           <w:sz w:val="21"/>
           <w:rtl/>
-          <w:rFonts w:cs="Arial"/>
+          <w:rFonts w:cs="Cairo"/>
         </w:rPr>
         <w:t>اعتماد معيار MPoC</w:t>
       </w:r>
       <w:r>
         <w:rPr>
-          <w:rFonts w:ascii="Arial" w:hAnsi="Arial"/>
-          <w:color w:val="1E293B"/>
+          <w:rFonts w:ascii="Cairo" w:hAnsi="Cairo"/>
+          <w:color w:val="0F172A"/>
           <w:sz w:val="21"/>
           <w:rtl/>
-          <w:rFonts w:cs="Arial"/>
+          <w:rFonts w:cs="Cairo"/>
         </w:rPr>
         <w:t>: توجيه مندوبي المبيعات والتجار الصغار نحو حلول Tap-to-Phone لخفض النفقات الرأسمالية.</w:t>
       </w:r>
@@ -1548,22 +1548,22 @@
       </w:pPr>
       <w:r>
         <w:rPr>
-          <w:rFonts w:ascii="Arial" w:hAnsi="Arial"/>
+          <w:rFonts w:ascii="Cairo" w:hAnsi="Cairo"/>
           <w:b/>
-          <w:color w:val="1E293B"/>
+          <w:color w:val="0F172A"/>
           <w:sz w:val="21"/>
           <w:rtl/>
-          <w:rFonts w:cs="Arial"/>
+          <w:rFonts w:cs="Cairo"/>
         </w:rPr>
         <w:t>الحفاظ على البوابات السلكية في المتاجر الكبرى</w:t>
       </w:r>
       <w:r>
         <w:rPr>
-          <w:rFonts w:ascii="Arial" w:hAnsi="Arial"/>
-          <w:color w:val="1E293B"/>
+          <w:rFonts w:ascii="Cairo" w:hAnsi="Cairo"/>
+          <w:color w:val="0F172A"/>
           <w:sz w:val="21"/>
           <w:rtl/>
-          <w:rFonts w:cs="Arial"/>
+          <w:rFonts w:cs="Cairo"/>
         </w:rPr>
         <w:t>: تظل المتاجر ذات التدفق المالي العالي بحاجة إلى أجهزة قراءة بصرية مخصصة.</w:t>
       </w:r>
@@ -1578,22 +1578,22 @@
       </w:pPr>
       <w:r>
         <w:rPr>
-          <w:rFonts w:ascii="Arial" w:hAnsi="Arial"/>
+          <w:rFonts w:ascii="Cairo" w:hAnsi="Cairo"/>
           <w:b/>
-          <w:color w:val="1E293B"/>
+          <w:color w:val="0F172A"/>
           <w:sz w:val="21"/>
           <w:rtl/>
-          <w:rFonts w:cs="Arial"/>
+          <w:rFonts w:cs="Cairo"/>
         </w:rPr>
         <w:t>الفحص التلقائي للحماية</w:t>
       </w:r>
       <w:r>
         <w:rPr>
-          <w:rFonts w:ascii="Arial" w:hAnsi="Arial"/>
-          <w:color w:val="1E293B"/>
+          <w:rFonts w:ascii="Cairo" w:hAnsi="Cairo"/>
+          <w:color w:val="0F172A"/>
           <w:sz w:val="21"/>
           <w:rtl/>
-          <w:rFonts w:cs="Arial"/>
+          <w:rFonts w:cs="Cairo"/>
         </w:rPr>
         <w:t>: منع أي معاملة مالية فور اكتشاف برمجيات Magisk أو Frida على نظام التشغيل.</w:t>
       </w:r>
@@ -1637,7 +1637,7 @@
                 <w:color w:val="047857"/>
                 <w:sz w:val="19"/>
                 <w:rtl/>
-                <w:rFonts w:cs="Arial"/>
+                <w:rFonts w:cs="Cairo"/>
               </w:rPr>
               <w:t>PRO TIP</w:t>
               <w:br/>
@@ -1647,7 +1647,7 @@
                 <w:color w:val="1E293B"/>
                 <w:sz w:val="19"/>
                 <w:rtl/>
-                <w:rFonts w:cs="Arial"/>
+                <w:rFonts w:cs="Cairo"/>
               </w:rPr>
               <w:t>نصيحة تقنية: يُنصح بالاعتماد على شرائح اتصال المدى القريب (NFC) من فئة NXP PN553 لضمان أعلى حساسية في التقاط البطاقات بدون تأخير.</w:t>
             </w:r>
@@ -1667,12 +1667,12 @@
       </w:pPr>
       <w:r>
         <w:rPr>
-          <w:rFonts w:ascii="Arial" w:hAnsi="Arial"/>
+          <w:rFonts w:ascii="Cairo" w:hAnsi="Cairo"/>
           <w:i/>
-          <w:color w:val="1E293B"/>
+          <w:color w:val="0F172A"/>
           <w:sz w:val="21"/>
           <w:rtl/>
-          <w:rFonts w:cs="Arial"/>
+          <w:rFonts w:cs="Cairo"/>
         </w:rPr>
         <w:t>تم إعداد هذا التقرير البحثي آلياً بواسطة محرك Professional Researcher.</w:t>
       </w:r>
@@ -1756,7 +1756,7 @@
     <w:r>
       <w:rPr>
         <w:rtl/>
-        <w:rFonts w:cs="Arial"/>
+        <w:rFonts w:cs="Cairo"/>
       </w:rPr>
       <w:t>التقرير الاستراتيجي الشامل لتقنيات الدفع الإلكتروني عبر الهاتف المحمول (SoftPOS)</w:t>
     </w:r>
@@ -2131,8 +2131,8 @@
       <w:spacing w:line="276" w:lineRule="auto" w:after="120"/>
     </w:pPr>
     <w:rPr>
-      <w:rFonts w:ascii="Arial" w:hAnsi="Arial"/>
-      <w:color w:val="1E293B"/>
+      <w:rFonts w:ascii="Cairo" w:hAnsi="Cairo"/>
+      <w:color w:val="0F172A"/>
       <w:sz w:val="21"/>
     </w:rPr>
   </w:style>
@@ -2199,7 +2199,7 @@
       <w:outlineLvl w:val="0"/>
     </w:pPr>
     <w:rPr>
-      <w:rFonts w:asciiTheme="majorHAnsi" w:eastAsiaTheme="majorEastAsia" w:hAnsiTheme="majorHAnsi" w:cstheme="majorBidi" w:ascii="Arial" w:hAnsi="Arial"/>
+      <w:rFonts w:asciiTheme="majorHAnsi" w:eastAsiaTheme="majorEastAsia" w:hAnsiTheme="majorHAnsi" w:cstheme="majorBidi" w:ascii="Cairo" w:hAnsi="Cairo"/>
       <w:b/>
       <w:bCs/>
       <w:color w:val="0F172A"/>
@@ -2223,10 +2223,10 @@
       <w:outlineLvl w:val="1"/>
     </w:pPr>
     <w:rPr>
-      <w:rFonts w:asciiTheme="majorHAnsi" w:eastAsiaTheme="majorEastAsia" w:hAnsiTheme="majorHAnsi" w:cstheme="majorBidi" w:ascii="Arial" w:hAnsi="Arial"/>
+      <w:rFonts w:asciiTheme="majorHAnsi" w:eastAsiaTheme="majorEastAsia" w:hAnsiTheme="majorHAnsi" w:cstheme="majorBidi" w:ascii="Cairo" w:hAnsi="Cairo"/>
       <w:b/>
       <w:bCs/>
-      <w:color w:val="2563EB"/>
+      <w:color w:val="7B7F8A"/>
       <w:sz w:val="26"/>
       <w:szCs w:val="26"/>
     </w:rPr>
@@ -2247,10 +2247,10 @@
       <w:outlineLvl w:val="2"/>
     </w:pPr>
     <w:rPr>
-      <w:rFonts w:asciiTheme="majorHAnsi" w:eastAsiaTheme="majorEastAsia" w:hAnsiTheme="majorHAnsi" w:cstheme="majorBidi" w:ascii="Arial" w:hAnsi="Arial"/>
+      <w:rFonts w:asciiTheme="majorHAnsi" w:eastAsiaTheme="majorEastAsia" w:hAnsiTheme="majorHAnsi" w:cstheme="majorBidi" w:ascii="Cairo" w:hAnsi="Cairo"/>
       <w:b/>
       <w:bCs/>
-      <w:color w:val="334155"/>
+      <w:color w:val="353B4C"/>
       <w:sz w:val="22"/>
     </w:rPr>
   </w:style>
